--- a/docs/Site Checker — подключение проекта.docx
+++ b/docs/Site Checker — подключение проекта.docx
@@ -223,7 +223,7 @@
         <w:spacing w:before="200"/>
       </w:pPr>
       <w:r>
-        <w:t>5. Цели Яндекс.Метрики</w:t>
+        <w:t>5. Доступ к аналитике (Яндекс.Метрика и Вебмастер)</w:t>
       </w:r>
     </w:p>
     <w:p>
@@ -235,33 +235,219 @@
           <w:b w:val="0"/>
           <w:i w:val="0"/>
         </w:rPr>
-        <w:t>Нужны, чтобы проверять цели (клики по телефону, отправки форм и т.п.). Выберите вариант:</w:t>
+        <w:t>Один токен Яндекса позволяет сервису читать вашу аналитику: цели, посещаемость, а также данные Вебмастера (санкции, ссылки, ИКС). Токен вы выпускаете сами на своём аккаунте и присылаете нам строку — логин и пароль передавать не нужно.</w:t>
       </w:r>
     </w:p>
     <w:p>
       <w:pPr>
-        <w:pStyle w:val="ListBullet"/>
-        <w:spacing w:after="60"/>
+        <w:spacing w:after="120"/>
       </w:pPr>
+      <w:r>
+        <w:rPr>
+          <w:b/>
+          <w:i w:val="0"/>
+        </w:rPr>
+        <w:t>Как выпустить токен</w:t>
+      </w:r>
       <w:r>
         <w:rPr>
           <w:b w:val="0"/>
           <w:i w:val="0"/>
         </w:rPr>
-        <w:t>дать нашему аккаунту доступ к счётчику Метрики на просмотр — тогда цели подтянутся сами; или</w:t>
+        <w:t xml:space="preserve"> (делает тот, у кого есть доступ к аккаунту Яндекс.Метрики проекта):</w:t>
       </w:r>
     </w:p>
     <w:p>
       <w:pPr>
-        <w:pStyle w:val="ListBullet"/>
         <w:spacing w:after="60"/>
+        <w:ind w:left="340" w:hanging="340"/>
       </w:pPr>
+      <w:r>
+        <w:rPr>
+          <w:b/>
+          <w:i w:val="0"/>
+        </w:rPr>
+        <w:t xml:space="preserve">1. </w:t>
+      </w:r>
       <w:r>
         <w:rPr>
           <w:b w:val="0"/>
           <w:i w:val="0"/>
         </w:rPr>
-        <w:t>прислать список целей (название + что считает).</w:t>
+        <w:t>Зайдите на oauth.yandex.ru под аккаунтом Яндекса, где находится счётчик Метрики проекта, и нажмите «Создать приложение».</w:t>
+      </w:r>
+    </w:p>
+    <w:p>
+      <w:pPr>
+        <w:spacing w:after="60"/>
+        <w:ind w:left="340" w:hanging="340"/>
+      </w:pPr>
+      <w:r>
+        <w:rPr>
+          <w:b/>
+          <w:i w:val="0"/>
+        </w:rPr>
+        <w:t xml:space="preserve">2. </w:t>
+      </w:r>
+      <w:r>
+        <w:rPr>
+          <w:b w:val="0"/>
+          <w:i w:val="0"/>
+        </w:rPr>
+        <w:t>Название — любое (например «Site Checker»). Платформа — отметьте «Веб-сервисы».</w:t>
+      </w:r>
+    </w:p>
+    <w:p>
+      <w:pPr>
+        <w:spacing w:after="60"/>
+        <w:ind w:left="340" w:hanging="340"/>
+      </w:pPr>
+      <w:r>
+        <w:rPr>
+          <w:b/>
+          <w:i w:val="0"/>
+        </w:rPr>
+        <w:t xml:space="preserve">3. </w:t>
+      </w:r>
+      <w:r>
+        <w:rPr>
+          <w:b w:val="0"/>
+          <w:i w:val="0"/>
+        </w:rPr>
+        <w:t xml:space="preserve">В поле «Redirect URI» вставьте: </w:t>
+      </w:r>
+      <w:r>
+        <w:rPr>
+          <w:b/>
+          <w:i w:val="0"/>
+        </w:rPr>
+        <w:t>https://oauth.yandex.ru/verification_code</w:t>
+      </w:r>
+    </w:p>
+    <w:p>
+      <w:pPr>
+        <w:spacing w:after="60"/>
+        <w:ind w:left="340" w:hanging="340"/>
+      </w:pPr>
+      <w:r>
+        <w:rPr>
+          <w:b/>
+          <w:i w:val="0"/>
+        </w:rPr>
+        <w:t xml:space="preserve">4. </w:t>
+      </w:r>
+      <w:r>
+        <w:rPr>
+          <w:b w:val="0"/>
+          <w:i w:val="0"/>
+        </w:rPr>
+        <w:t>В правах доступа отметьте только просмотр (чтение): «Яндекс.Метрика» — получение статистики; при желании «Яндекс.Вебмастер» — просмотр информации.</w:t>
+      </w:r>
+    </w:p>
+    <w:p>
+      <w:pPr>
+        <w:spacing w:after="60"/>
+        <w:ind w:left="340" w:hanging="340"/>
+      </w:pPr>
+      <w:r>
+        <w:rPr>
+          <w:b/>
+          <w:i w:val="0"/>
+        </w:rPr>
+        <w:t xml:space="preserve">5. </w:t>
+      </w:r>
+      <w:r>
+        <w:rPr>
+          <w:b w:val="0"/>
+          <w:i w:val="0"/>
+        </w:rPr>
+        <w:t>Сохраните приложение и скопируйте его «ClientID» (появится на странице приложения).</w:t>
+      </w:r>
+    </w:p>
+    <w:p>
+      <w:pPr>
+        <w:spacing w:after="60"/>
+        <w:ind w:left="340" w:hanging="340"/>
+      </w:pPr>
+      <w:r>
+        <w:rPr>
+          <w:b/>
+          <w:i w:val="0"/>
+        </w:rPr>
+        <w:t xml:space="preserve">6. </w:t>
+      </w:r>
+      <w:r>
+        <w:rPr>
+          <w:b w:val="0"/>
+          <w:i w:val="0"/>
+        </w:rPr>
+        <w:t xml:space="preserve">Откройте в браузере ссылку, подставив свой ClientID вместо ВАШ_CLIENTID: </w:t>
+      </w:r>
+      <w:r>
+        <w:rPr>
+          <w:b/>
+          <w:i w:val="0"/>
+        </w:rPr>
+        <w:t>https://oauth.yandex.ru/authorize?response_type=token&amp;client_id=ВАШ_CLIENTID</w:t>
+      </w:r>
+    </w:p>
+    <w:p>
+      <w:pPr>
+        <w:spacing w:after="60"/>
+        <w:ind w:left="340" w:hanging="340"/>
+      </w:pPr>
+      <w:r>
+        <w:rPr>
+          <w:b/>
+          <w:i w:val="0"/>
+        </w:rPr>
+        <w:t xml:space="preserve">7. </w:t>
+      </w:r>
+      <w:r>
+        <w:rPr>
+          <w:b w:val="0"/>
+          <w:i w:val="0"/>
+        </w:rPr>
+        <w:t>Нажмите «Разрешить». В адресной строке появится длинная строка — токен идёт после «access_token=» и до знака «&amp;». Скопируйте его.</w:t>
+      </w:r>
+    </w:p>
+    <w:p>
+      <w:pPr>
+        <w:spacing w:after="60"/>
+        <w:ind w:left="340" w:hanging="340"/>
+      </w:pPr>
+      <w:r>
+        <w:rPr>
+          <w:b/>
+          <w:i w:val="0"/>
+        </w:rPr>
+        <w:t xml:space="preserve">8. </w:t>
+      </w:r>
+      <w:r>
+        <w:rPr>
+          <w:b w:val="0"/>
+          <w:i w:val="0"/>
+        </w:rPr>
+        <w:t>Пришлите нам эту строку (токен).</w:t>
+      </w:r>
+    </w:p>
+    <w:p>
+      <w:pPr>
+        <w:shd w:val="clear" w:color="auto" w:fill="EEF4FF"/>
+        <w:spacing w:before="80" w:after="160"/>
+        <w:ind w:left="142" w:right="142"/>
+      </w:pPr>
+      <w:r>
+        <w:rPr>
+          <w:b/>
+        </w:rPr>
+        <w:t xml:space="preserve">💡  </w:t>
+      </w:r>
+      <w:r>
+        <w:rPr>
+          <w:b w:val="0"/>
+        </w:rPr>
+        <w:t>Это разовая настройка, ~5 минут. Токен живёт долго; если однажды перестанет работать — повторите шаги 6–8. Токен даёт только чтение статистики — менять на сайте он ничего не может.</w:t>
       </w:r>
     </w:p>
     <w:p>
@@ -273,7 +459,7 @@
           <w:b w:val="0"/>
           <w:i w:val="0"/>
         </w:rPr>
-        <w:t>Как дать доступ: Яндекс.Метрика → нужный счётчик → шестерёнка ⚙ → вкладка «Доступ» → добавить нашу почту на просмотр (почту пришлём).</w:t>
+        <w:t>Если выпустить токен не получается — напишите нам, подключим доступ иначе (гостевой доступ к счётчику Метрики на просмотр). Тогда проверятся хотя бы цели.</w:t>
       </w:r>
     </w:p>
     <w:p>
@@ -1087,7 +1273,7 @@
         <w:spacing w:before="200"/>
       </w:pPr>
       <w:r>
-        <w:t>Про Метрику (цели) — коротко</w:t>
+        <w:t>Про токен Яндекса — коротко</w:t>
       </w:r>
     </w:p>
     <w:p>
@@ -1100,14 +1286,14 @@
           <w:b/>
           <w:i w:val="0"/>
         </w:rPr>
-        <w:t>Счётчик наш</w:t>
+        <w:t>Что покрывает один токен</w:t>
       </w:r>
       <w:r>
         <w:rPr>
           <w:b w:val="0"/>
           <w:i w:val="0"/>
         </w:rPr>
-        <w:t xml:space="preserve"> → делаешь токен из нашего аккаунта проекта, доступ никому давать не надо.</w:t>
+        <w:t xml:space="preserve"> — Метрика (цели, трафик, аномалии, 404) и Вебмастер (санкции, ссылки, ИКС). Одной строкой закрывается почти вся аналитика.</w:t>
       </w:r>
     </w:p>
     <w:p>
@@ -1120,14 +1306,14 @@
           <w:b/>
           <w:i w:val="0"/>
         </w:rPr>
-        <w:t>Счётчик клиента</w:t>
+        <w:t>Наши проекты (СМУ/ИМП/МПЭ)</w:t>
       </w:r>
       <w:r>
         <w:rPr>
           <w:b w:val="0"/>
           <w:i w:val="0"/>
         </w:rPr>
-        <w:t xml:space="preserve"> → либо пусть дадут доступ на просмотр нашему аккаунту (Метрика → счётчик → ⚙ → «Доступ» → наша почта), либо впиши цели руками.</w:t>
+        <w:t xml:space="preserve"> — токены уже есть, каждый из своего аккаунта проекта (СМУ — stalmetural19, ИМП — inmetprom77, МПЭ — mepen88). Трогать не надо.</w:t>
       </w:r>
     </w:p>
     <w:p>
@@ -1140,19 +1326,39 @@
           <w:b/>
           <w:i w:val="0"/>
         </w:rPr>
-        <w:t>Какую почту давать клиенту</w:t>
+        <w:t>Новый проект</w:t>
       </w:r>
       <w:r>
         <w:rPr>
           <w:b w:val="0"/>
           <w:i w:val="0"/>
         </w:rPr>
-        <w:t xml:space="preserve"> — наш Яндекс-аккаунт проекта, тот же, из которого сделан токен. Для СМУ это stalmetural19.</w:t>
+        <w:t xml:space="preserve"> — проект выпускает токен сам по инструкции из части «Доступ к аналитике» и присылает строку. Ты вставляешь её в «Настройки проекта» → поле токена Метрики (и Вебмастера, если с правами).</w:t>
       </w:r>
     </w:p>
     <w:p>
       <w:pPr>
-        <w:shd w:val="clear" w:color="auto" w:fill="EEF4FF"/>
+        <w:pStyle w:val="ListBullet"/>
+        <w:spacing w:after="60"/>
+      </w:pPr>
+      <w:r>
+        <w:rPr>
+          <w:b/>
+          <w:i w:val="0"/>
+        </w:rPr>
+        <w:t>Не дают токен</w:t>
+      </w:r>
+      <w:r>
+        <w:rPr>
+          <w:b w:val="0"/>
+          <w:i w:val="0"/>
+        </w:rPr>
+        <w:t xml:space="preserve"> — как запасной вариант: гостевой доступ к счётчику на просмотр (Метрика → счётчик → ⚙ → «Доступ» → наша почта) — тогда работают хотя бы цели.</w:t>
+      </w:r>
+    </w:p>
+    <w:p>
+      <w:pPr>
+        <w:shd w:val="clear" w:color="auto" w:fill="FFF4E5"/>
         <w:spacing w:before="80" w:after="160"/>
         <w:ind w:left="142" w:right="142"/>
       </w:pPr>
@@ -1160,13 +1366,13 @@
         <w:rPr>
           <w:b/>
         </w:rPr>
-        <w:t xml:space="preserve">💡  </w:t>
+        <w:t xml:space="preserve">⚠  </w:t>
       </w:r>
       <w:r>
         <w:rPr>
           <w:b w:val="0"/>
         </w:rPr>
-        <w:t>Не хочешь возиться с токеном на старте — просто впиши цели в таблицу руками. Токен добавишь позже. Пошаговую настройку токена могу расписать отдельно.</w:t>
+        <w:t>Не путать с сессией/входом: Я.Бизнес, автокликеры и «404 в индексе» работают не по токену, а по сохранённому входу (это отдельно и позже). Google/GSC — тоже отдельно.</w:t>
       </w:r>
     </w:p>
     <w:sectPr>

--- a/docs/Site Checker — подключение проекта.docx
+++ b/docs/Site Checker — подключение проекта.docx
@@ -51,7 +51,7 @@
           <w:b w:val="0"/>
           <w:i w:val="0"/>
         </w:rPr>
-        <w:t>Название — как называть проект.</w:t>
+        <w:t>Название проекта — например: Примерсталь.</w:t>
       </w:r>
     </w:p>
     <w:p>
@@ -64,7 +64,20 @@
           <w:b w:val="0"/>
           <w:i w:val="0"/>
         </w:rPr>
-        <w:t>Главный домен — например primer.ru (без http:// и без «/»).</w:t>
+        <w:t>Сокращение — например: ПМТ.</w:t>
+      </w:r>
+    </w:p>
+    <w:p>
+      <w:pPr>
+        <w:pStyle w:val="ListBullet"/>
+        <w:spacing w:after="60"/>
+      </w:pPr>
+      <w:r>
+        <w:rPr>
+          <w:b w:val="0"/>
+          <w:i w:val="0"/>
+        </w:rPr>
+        <w:t>Основная ссылка — например: primer.ru.</w:t>
       </w:r>
     </w:p>
     <w:p>
@@ -78,19 +91,6 @@
           <w:i w:val="0"/>
         </w:rPr>
         <w:t>Ссылка на sitemap (карта сайта), если есть.</w:t>
-      </w:r>
-    </w:p>
-    <w:p>
-      <w:pPr>
-        <w:pStyle w:val="ListBullet"/>
-        <w:spacing w:after="60"/>
-      </w:pPr>
-      <w:r>
-        <w:rPr>
-          <w:b w:val="0"/>
-          <w:i w:val="0"/>
-        </w:rPr>
-        <w:t>Открывается ли сайт только из России? — да / нет.</w:t>
       </w:r>
     </w:p>
     <w:p>
@@ -111,7 +111,26 @@
           <w:b w:val="0"/>
           <w:i w:val="0"/>
         </w:rPr>
-        <w:t>Каталог проекта. Можно ссылкой либо файлом.</w:t>
+        <w:t>Каталог проекта — ссылкой или файлом, по структуре шаблона. Если каталоги для РФ и стран СНГ отличаются — пришлите все.</w:t>
+      </w:r>
+    </w:p>
+    <w:p>
+      <w:pPr>
+        <w:shd w:val="clear" w:color="auto" w:fill="EEF4FF"/>
+        <w:spacing w:before="80" w:after="160"/>
+        <w:ind w:left="142" w:right="142"/>
+      </w:pPr>
+      <w:r>
+        <w:rPr>
+          <w:b/>
+        </w:rPr>
+        <w:t xml:space="preserve">💡  </w:t>
+      </w:r>
+      <w:r>
+        <w:rPr>
+          <w:b w:val="0"/>
+        </w:rPr>
+        <w:t>Каталог должен быть актуальным, без битых ссылок.</w:t>
       </w:r>
     </w:p>
     <w:p>
@@ -120,7 +139,7 @@
         <w:spacing w:before="200"/>
       </w:pPr>
       <w:r>
-        <w:t>3. Карта присутствия (контакты по городам)</w:t>
+        <w:t>3. Карта присутствия (КП) — контакты по городам</w:t>
       </w:r>
     </w:p>
     <w:p>
@@ -132,7 +151,19 @@
           <w:b w:val="0"/>
           <w:i w:val="0"/>
         </w:rPr>
-        <w:t xml:space="preserve">Заполните по нашему эталону (единая для всех таблица): </w:t>
+        <w:t>КП — это таблица с контактами по каждому городу (телефоны, почта, адрес, мессенджеры). Сервис сверяет её с тем, что выведено на сайте, поэтому она должна быть актуальной.</w:t>
+      </w:r>
+    </w:p>
+    <w:p>
+      <w:pPr>
+        <w:spacing w:after="120"/>
+      </w:pPr>
+      <w:r>
+        <w:rPr>
+          <w:b w:val="0"/>
+          <w:i w:val="0"/>
+        </w:rPr>
+        <w:t xml:space="preserve">Сделайте свою КП по структуре нашего эталона: </w:t>
       </w:r>
       <w:hyperlink r:id="rId10">
         <w:r>
@@ -153,7 +184,7 @@
           <w:b w:val="0"/>
           <w:i w:val="0"/>
         </w:rPr>
-        <w:t>По каждому городу: телефоны (рекламный, для поиска — если есть), почта, адрес, Telegram, WhatsApp.</w:t>
+        <w:t>По каждому городу — телефоны (рекламный и для поиска — если есть), почта, адрес, Telegram, WhatsApp.</w:t>
       </w:r>
     </w:p>
     <w:p>
@@ -172,7 +203,124 @@
         <w:rPr>
           <w:b w:val="0"/>
         </w:rPr>
-        <w:t>Скопируйте эталон себе и заполняйте поверх примеров. Не переименовывайте столбцы — по их названиям сервис распознаёт данные.</w:t>
+        <w:t>Возьмите за основу структуру эталона (те же заголовки). Вести КП можно где вам удобно — отдельным файлом или листом в вашей общей таблице. Заголовки из эталона не переименовывайте — по ним сервис распознаёт данные; свои дополнительные столбцы добавлять можно.</w:t>
+      </w:r>
+    </w:p>
+    <w:p>
+      <w:pPr>
+        <w:spacing w:after="120"/>
+      </w:pPr>
+      <w:r>
+        <w:rPr>
+          <w:b/>
+          <w:i w:val="0"/>
+        </w:rPr>
+        <w:t>Дальше дайте сервису доступ к этой таблице:</w:t>
+      </w:r>
+    </w:p>
+    <w:p>
+      <w:pPr>
+        <w:spacing w:after="60"/>
+        <w:ind w:left="340" w:hanging="340"/>
+      </w:pPr>
+      <w:r>
+        <w:rPr>
+          <w:b/>
+          <w:i w:val="0"/>
+        </w:rPr>
+        <w:t xml:space="preserve">1. </w:t>
+      </w:r>
+      <w:r>
+        <w:rPr>
+          <w:b w:val="0"/>
+          <w:i w:val="0"/>
+        </w:rPr>
+        <w:t>Это должна быть ваша основная, рабочая КП (а не отдельная копия или выгрузка) — тогда сверка с сайтом всегда идёт по свежим данным. Где она лежит — не важно.</w:t>
+      </w:r>
+    </w:p>
+    <w:p>
+      <w:pPr>
+        <w:spacing w:after="60"/>
+        <w:ind w:left="340" w:hanging="340"/>
+      </w:pPr>
+      <w:r>
+        <w:rPr>
+          <w:b/>
+          <w:i w:val="0"/>
+        </w:rPr>
+        <w:t xml:space="preserve">2. </w:t>
+      </w:r>
+      <w:r>
+        <w:rPr>
+          <w:b w:val="0"/>
+          <w:i w:val="0"/>
+        </w:rPr>
+        <w:t>Пришлите нам ссылку на неё (можно ссылку на конкретный лист в общей таблице).</w:t>
+      </w:r>
+    </w:p>
+    <w:p>
+      <w:pPr>
+        <w:spacing w:after="60"/>
+        <w:ind w:left="340" w:hanging="340"/>
+      </w:pPr>
+      <w:r>
+        <w:rPr>
+          <w:b/>
+          <w:i w:val="0"/>
+        </w:rPr>
+        <w:t xml:space="preserve">3. </w:t>
+      </w:r>
+      <w:r>
+        <w:rPr>
+          <w:b w:val="0"/>
+          <w:i w:val="0"/>
+        </w:rPr>
+        <w:t xml:space="preserve">Откройте доступ на чтение: в таблице нажмите «Поделиться» и добавьте читателя </w:t>
+      </w:r>
+      <w:r>
+        <w:rPr>
+          <w:b/>
+          <w:i w:val="0"/>
+        </w:rPr>
+        <w:t>kp-reader@sigma-comfort-501907-t0.iam.gserviceaccount.com</w:t>
+      </w:r>
+      <w:r>
+        <w:rPr>
+          <w:b w:val="0"/>
+          <w:i w:val="0"/>
+        </w:rPr>
+        <w:t xml:space="preserve"> — роль «Читатель».</w:t>
+      </w:r>
+    </w:p>
+    <w:p>
+      <w:pPr>
+        <w:spacing w:after="120"/>
+      </w:pPr>
+      <w:r>
+        <w:rPr>
+          <w:b w:val="0"/>
+          <w:i w:val="0"/>
+        </w:rPr>
+        <w:t>После этого сервис читает вашу КП напрямую и всегда сверяет сайт по актуальным данным.</w:t>
+      </w:r>
+    </w:p>
+    <w:p>
+      <w:pPr>
+        <w:shd w:val="clear" w:color="auto" w:fill="EEF4FF"/>
+        <w:spacing w:before="80" w:after="160"/>
+        <w:ind w:left="142" w:right="142"/>
+      </w:pPr>
+      <w:r>
+        <w:rPr>
+          <w:b/>
+        </w:rPr>
+        <w:t xml:space="preserve">💡  </w:t>
+      </w:r>
+      <w:r>
+        <w:rPr>
+          <w:b w:val="0"/>
+        </w:rPr>
+        <w:t>Если попросим — добавьте читателями и наши рабочие почты (пришлём), чтобы мы тоже могли смотреть КП.</w:t>
       </w:r>
     </w:p>
     <w:p>
@@ -214,7 +362,26 @@
           <w:b w:val="0"/>
           <w:i w:val="0"/>
         </w:rPr>
-        <w:t>По каждой форме: на какой странице, как называется, где на странице находится (шапка / подвал / кнопка-окно). Скриншот формы нужно вставить прямо в ячейку.</w:t>
+        <w:t>По каждой форме: на какой странице, как называется, где на странице находится (шапка / подвал / кнопка-окно).</w:t>
+      </w:r>
+    </w:p>
+    <w:p>
+      <w:pPr>
+        <w:shd w:val="clear" w:color="auto" w:fill="EEF4FF"/>
+        <w:spacing w:before="80" w:after="160"/>
+        <w:ind w:left="142" w:right="142"/>
+      </w:pPr>
+      <w:r>
+        <w:rPr>
+          <w:b/>
+        </w:rPr>
+        <w:t xml:space="preserve">💡  </w:t>
+      </w:r>
+      <w:r>
+        <w:rPr>
+          <w:b w:val="0"/>
+        </w:rPr>
+        <w:t>Скриншоты формы загрузите ссылками — например через сервис imgbb (работает с прокси).</w:t>
       </w:r>
     </w:p>
     <w:p>
@@ -456,10 +623,29 @@
       </w:pPr>
       <w:r>
         <w:rPr>
+          <w:b/>
+          <w:i w:val="0"/>
+        </w:rPr>
+        <w:t>Google Search Console (по желанию).</w:t>
+      </w:r>
+      <w:r>
+        <w:rPr>
           <w:b w:val="0"/>
           <w:i w:val="0"/>
         </w:rPr>
-        <w:t>Если выпустить токен не получается — напишите нам, подключим доступ иначе (гостевой доступ к счётчику Метрики на просмотр). Тогда проверятся хотя бы цели.</w:t>
+        <w:t xml:space="preserve"> Если хотите, чтобы проверялись и данные Google (индексация страниц), добавьте нашу сервис-почту (пришлём) в ваш Search Console: Настройки → Пользователи и разрешения → Добавить пользователя, на просмотр.</w:t>
+      </w:r>
+    </w:p>
+    <w:p>
+      <w:pPr>
+        <w:spacing w:after="120"/>
+      </w:pPr>
+      <w:r>
+        <w:rPr>
+          <w:b w:val="0"/>
+          <w:i w:val="0"/>
+        </w:rPr>
+        <w:t>Если что-то из этого не получается — напишите нам.</w:t>
       </w:r>
     </w:p>
     <w:p>
@@ -480,7 +666,59 @@
           <w:b w:val="0"/>
           <w:i w:val="0"/>
         </w:rPr>
-        <w:t>Чтобы сервис мог заходить на сайт и проверять его, добавьте наш IP-адрес в исключения (белый список) вашей защиты от ботов / файрвола. IP мы пришлём.</w:t>
+        <w:t>Чтобы сервис мог заходить на сайт и проверять его, сайт не должен блокировать наш IP. Если у вас настроена блокировка иностранных IP (гео-фильтр или защита от ботов), добавьте наш адрес в исключения (белый список):</w:t>
+      </w:r>
+    </w:p>
+    <w:p>
+      <w:pPr>
+        <w:pStyle w:val="ListBullet"/>
+        <w:spacing w:after="60"/>
+      </w:pPr>
+      <w:r>
+        <w:rPr>
+          <w:b w:val="0"/>
+          <w:i w:val="0"/>
+        </w:rPr>
+        <w:t xml:space="preserve">без прокси (наш прямой адрес): </w:t>
+      </w:r>
+      <w:r>
+        <w:rPr>
+          <w:b/>
+          <w:i w:val="0"/>
+        </w:rPr>
+        <w:t>34.83.176.217</w:t>
+      </w:r>
+    </w:p>
+    <w:p>
+      <w:pPr>
+        <w:pStyle w:val="ListBullet"/>
+        <w:spacing w:after="60"/>
+      </w:pPr>
+      <w:r>
+        <w:rPr>
+          <w:b w:val="0"/>
+          <w:i w:val="0"/>
+        </w:rPr>
+        <w:t xml:space="preserve">через прокси: </w:t>
+      </w:r>
+      <w:r>
+        <w:rPr>
+          <w:b/>
+          <w:i w:val="0"/>
+        </w:rPr>
+        <w:t>205.172.57.182</w:t>
+      </w:r>
+    </w:p>
+    <w:p>
+      <w:pPr>
+        <w:spacing w:after="120"/>
+      </w:pPr>
+      <w:r>
+        <w:rPr>
+          <w:b w:val="0"/>
+          <w:i w:val="0"/>
+        </w:rPr>
+        <w:t>Сначала добавьте прямой адрес 34.83.176.217 и проверьте, открывается ли сайт нашему сервису. Если сайт всё равно блокирует иностранные IP — добавьте и адрес через прокси 205.172.57.182.</w:t>
       </w:r>
     </w:p>
     <w:p>
@@ -499,26 +737,7 @@
         <w:rPr>
           <w:b w:val="0"/>
         </w:rPr>
-        <w:t>Без этого сайт может блокировать проверку (ошибка 403) — и сервис не сможет проверить сайт.</w:t>
-      </w:r>
-    </w:p>
-    <w:p>
-      <w:pPr>
-        <w:shd w:val="clear" w:color="auto" w:fill="EEF4FF"/>
-        <w:spacing w:before="80" w:after="160"/>
-        <w:ind w:left="142" w:right="142"/>
-      </w:pPr>
-      <w:r>
-        <w:rPr>
-          <w:b/>
-        </w:rPr>
-        <w:t xml:space="preserve">💡  </w:t>
-      </w:r>
-      <w:r>
-        <w:rPr>
-          <w:b w:val="0"/>
-        </w:rPr>
-        <w:t>Ничего «технического» (токены, ключи, файлы) собирать не нужно — только данные из пунктов выше.</w:t>
+        <w:t>Без доступа сайт вернёт ошибку 403 — и сервис не сможет проверить сайт.</w:t>
       </w:r>
     </w:p>
     <w:p>
@@ -573,55 +792,6 @@
         <w:spacing w:before="200"/>
       </w:pPr>
       <w:r>
-        <w:t>Токен и IMAP — это разное</w:t>
-      </w:r>
-    </w:p>
-    <w:p>
-      <w:pPr>
-        <w:pStyle w:val="ListBullet"/>
-        <w:spacing w:after="60"/>
-      </w:pPr>
-      <w:r>
-        <w:rPr>
-          <w:b/>
-          <w:i w:val="0"/>
-        </w:rPr>
-        <w:t>Токен</w:t>
-      </w:r>
-      <w:r>
-        <w:rPr>
-          <w:b w:val="0"/>
-          <w:i w:val="0"/>
-        </w:rPr>
-        <w:t xml:space="preserve"> (Метрика, Вебмастер) — ключ-строка, которой сервис читает данные аккаунта. Это не почта и не пароль.</w:t>
-      </w:r>
-    </w:p>
-    <w:p>
-      <w:pPr>
-        <w:pStyle w:val="ListBullet"/>
-        <w:spacing w:after="60"/>
-      </w:pPr>
-      <w:r>
-        <w:rPr>
-          <w:b/>
-          <w:i w:val="0"/>
-        </w:rPr>
-        <w:t>IMAP / почта проекта</w:t>
-      </w:r>
-      <w:r>
-        <w:rPr>
-          <w:b w:val="0"/>
-          <w:i w:val="0"/>
-        </w:rPr>
-        <w:t xml:space="preserve"> — доступ к почтовому ящику (логин + пароль приложения), чтобы читать письма-уведомления. Для запуска проекта не нужен.</w:t>
-      </w:r>
-    </w:p>
-    <w:p>
-      <w:pPr>
-        <w:pStyle w:val="Heading2"/>
-        <w:spacing w:before="200"/>
-      </w:pPr>
-      <w:r>
         <w:t>Что за что отвечает</w:t>
       </w:r>
     </w:p>
@@ -634,15 +804,14 @@
         <w:tblLook w:firstColumn="1" w:firstRow="1" w:lastColumn="0" w:lastRow="0" w:noHBand="0" w:noVBand="1" w:val="04A0"/>
       </w:tblPr>
       <w:tblGrid>
-        <w:gridCol w:w="2436"/>
-        <w:gridCol w:w="2436"/>
-        <w:gridCol w:w="2436"/>
-        <w:gridCol w:w="2436"/>
+        <w:gridCol w:w="3249"/>
+        <w:gridCol w:w="3249"/>
+        <w:gridCol w:w="3249"/>
       </w:tblGrid>
       <w:tr>
         <w:tc>
           <w:tcPr>
-            <w:tcW w:type="dxa" w:w="2041"/>
+            <w:tcW w:type="dxa" w:w="2154"/>
             <w:shd w:val="clear" w:color="auto" w:fill="2B3A55"/>
           </w:tcPr>
           <w:p>
@@ -661,7 +830,7 @@
         </w:tc>
         <w:tc>
           <w:tcPr>
-            <w:tcW w:type="dxa" w:w="2608"/>
+            <w:tcW w:type="dxa" w:w="2948"/>
             <w:shd w:val="clear" w:color="auto" w:fill="2B3A55"/>
           </w:tcPr>
           <w:p>
@@ -680,7 +849,7 @@
         </w:tc>
         <w:tc>
           <w:tcPr>
-            <w:tcW w:type="dxa" w:w="1814"/>
+            <w:tcW w:type="dxa" w:w="4195"/>
             <w:shd w:val="clear" w:color="auto" w:fill="2B3A55"/>
           </w:tcPr>
           <w:p>
@@ -693,26 +862,7 @@
                 <w:color w:val="FFFFFF"/>
                 <w:sz w:val="20"/>
               </w:rPr>
-              <w:t>Нужно?</w:t>
-            </w:r>
-          </w:p>
-        </w:tc>
-        <w:tc>
-          <w:tcPr>
-            <w:tcW w:type="dxa" w:w="2835"/>
-            <w:shd w:val="clear" w:color="auto" w:fill="2B3A55"/>
-          </w:tcPr>
-          <w:p>
-            <w:pPr>
-              <w:spacing w:after="40" w:before="40"/>
-            </w:pPr>
-            <w:r>
-              <w:rPr>
-                <w:b/>
-                <w:color w:val="FFFFFF"/>
-                <w:sz w:val="20"/>
-              </w:rPr>
-              <w:t>Где взять</w:t>
+              <w:t>Где взять / что делаем</w:t>
             </w:r>
           </w:p>
         </w:tc>
@@ -720,7 +870,7 @@
       <w:tr>
         <w:tc>
           <w:tcPr>
-            <w:tcW w:type="dxa" w:w="2041"/>
+            <w:tcW w:type="dxa" w:w="2154"/>
           </w:tcPr>
           <w:p>
             <w:pPr>
@@ -730,13 +880,13 @@
               <w:rPr>
                 <w:sz w:val="20"/>
               </w:rPr>
-              <w:t>Прокси</w:t>
+              <w:t>Токен Яндекса</w:t>
             </w:r>
           </w:p>
         </w:tc>
         <w:tc>
           <w:tcPr>
-            <w:tcW w:type="dxa" w:w="2608"/>
+            <w:tcW w:type="dxa" w:w="2948"/>
           </w:tcPr>
           <w:p>
             <w:pPr>
@@ -746,13 +896,13 @@
               <w:rPr>
                 <w:sz w:val="20"/>
               </w:rPr>
-              <w:t>Чтобы сервис открыл сайт, если тот блокирует зарубежный IP.</w:t>
+              <w:t>Цели, трафик, аномалии, 404 (Метрика) + санкции, ссылки, ИКС (Вебмастер).</w:t>
             </w:r>
           </w:p>
         </w:tc>
         <w:tc>
           <w:tcPr>
-            <w:tcW w:type="dxa" w:w="1814"/>
+            <w:tcW w:type="dxa" w:w="4195"/>
           </w:tcPr>
           <w:p>
             <w:pPr>
@@ -762,23 +912,7 @@
               <w:rPr>
                 <w:sz w:val="20"/>
               </w:rPr>
-              <w:t>только для таких сайтов</w:t>
-            </w:r>
-          </w:p>
-        </w:tc>
-        <w:tc>
-          <w:tcPr>
-            <w:tcW w:type="dxa" w:w="2835"/>
-          </w:tcPr>
-          <w:p>
-            <w:pPr>
-              <w:spacing w:after="40" w:before="40"/>
-            </w:pPr>
-            <w:r>
-              <w:rPr>
-                <w:sz w:val="20"/>
-              </w:rPr>
-              <w:t>Адрес прокси — у нас; вписать в «Настройки проекта».</w:t>
+              <w:t>Проект выпускает по инструкции и присылает строку → вставляем в «Настройки проекта».</w:t>
             </w:r>
           </w:p>
         </w:tc>
@@ -786,7 +920,7 @@
       <w:tr>
         <w:tc>
           <w:tcPr>
-            <w:tcW w:type="dxa" w:w="2041"/>
+            <w:tcW w:type="dxa" w:w="2154"/>
             <w:shd w:val="clear" w:color="auto" w:fill="F4F3EF"/>
           </w:tcPr>
           <w:p>
@@ -797,13 +931,116 @@
               <w:rPr>
                 <w:sz w:val="20"/>
               </w:rPr>
-              <w:t>Наш IP (для белого списка)</w:t>
+              <w:t>Читатель КП (сервис-аккаунт)</w:t>
             </w:r>
           </w:p>
         </w:tc>
         <w:tc>
           <w:tcPr>
-            <w:tcW w:type="dxa" w:w="2608"/>
+            <w:tcW w:type="dxa" w:w="2948"/>
+            <w:shd w:val="clear" w:color="auto" w:fill="F4F3EF"/>
+          </w:tcPr>
+          <w:p>
+            <w:pPr>
+              <w:spacing w:after="40" w:before="40"/>
+            </w:pPr>
+            <w:r>
+              <w:rPr>
+                <w:sz w:val="20"/>
+              </w:rPr>
+              <w:t>Чтение КП из Google-таблицы для сверки с сайтом.</w:t>
+            </w:r>
+          </w:p>
+        </w:tc>
+        <w:tc>
+          <w:tcPr>
+            <w:tcW w:type="dxa" w:w="4195"/>
+            <w:shd w:val="clear" w:color="auto" w:fill="F4F3EF"/>
+          </w:tcPr>
+          <w:p>
+            <w:pPr>
+              <w:spacing w:after="40" w:before="40"/>
+            </w:pPr>
+            <w:r>
+              <w:rPr>
+                <w:sz w:val="20"/>
+              </w:rPr>
+              <w:t>Проект добавляет kp-reader@sigma-comfort-501907-t0.iam.gserviceaccount.com читателем в свою КП.</w:t>
+            </w:r>
+          </w:p>
+        </w:tc>
+      </w:tr>
+      <w:tr>
+        <w:tc>
+          <w:tcPr>
+            <w:tcW w:type="dxa" w:w="2154"/>
+          </w:tcPr>
+          <w:p>
+            <w:pPr>
+              <w:spacing w:after="40" w:before="40"/>
+            </w:pPr>
+            <w:r>
+              <w:rPr>
+                <w:sz w:val="20"/>
+              </w:rPr>
+              <w:t>Сервис-почта в GSC</w:t>
+            </w:r>
+          </w:p>
+        </w:tc>
+        <w:tc>
+          <w:tcPr>
+            <w:tcW w:type="dxa" w:w="2948"/>
+          </w:tcPr>
+          <w:p>
+            <w:pPr>
+              <w:spacing w:after="40" w:before="40"/>
+            </w:pPr>
+            <w:r>
+              <w:rPr>
+                <w:sz w:val="20"/>
+              </w:rPr>
+              <w:t>«404 в индексе» от Google (по желанию).</w:t>
+            </w:r>
+          </w:p>
+        </w:tc>
+        <w:tc>
+          <w:tcPr>
+            <w:tcW w:type="dxa" w:w="4195"/>
+          </w:tcPr>
+          <w:p>
+            <w:pPr>
+              <w:spacing w:after="40" w:before="40"/>
+            </w:pPr>
+            <w:r>
+              <w:rPr>
+                <w:sz w:val="20"/>
+              </w:rPr>
+              <w:t>Проект добавляет нашу сервис-почту в Search Console на просмотр.</w:t>
+            </w:r>
+          </w:p>
+        </w:tc>
+      </w:tr>
+      <w:tr>
+        <w:tc>
+          <w:tcPr>
+            <w:tcW w:type="dxa" w:w="2154"/>
+            <w:shd w:val="clear" w:color="auto" w:fill="F4F3EF"/>
+          </w:tcPr>
+          <w:p>
+            <w:pPr>
+              <w:spacing w:after="40" w:before="40"/>
+            </w:pPr>
+            <w:r>
+              <w:rPr>
+                <w:sz w:val="20"/>
+              </w:rPr>
+              <w:t>Наш IP (белый список)</w:t>
+            </w:r>
+          </w:p>
+        </w:tc>
+        <w:tc>
+          <w:tcPr>
+            <w:tcW w:type="dxa" w:w="2948"/>
             <w:shd w:val="clear" w:color="auto" w:fill="F4F3EF"/>
           </w:tcPr>
           <w:p>
@@ -820,7 +1057,7 @@
         </w:tc>
         <w:tc>
           <w:tcPr>
-            <w:tcW w:type="dxa" w:w="1814"/>
+            <w:tcW w:type="dxa" w:w="4195"/>
             <w:shd w:val="clear" w:color="auto" w:fill="F4F3EF"/>
           </w:tcPr>
           <w:p>
@@ -831,14 +1068,15 @@
               <w:rPr>
                 <w:sz w:val="20"/>
               </w:rPr>
-              <w:t>если у сайта защита от ботов</w:t>
+              <w:t>Прямой 34.83.176.217; через прокси 205.172.57.182 (проект добавляет в исключения).</w:t>
             </w:r>
           </w:p>
         </w:tc>
+      </w:tr>
+      <w:tr>
         <w:tc>
           <w:tcPr>
-            <w:tcW w:type="dxa" w:w="2835"/>
-            <w:shd w:val="clear" w:color="auto" w:fill="F4F3EF"/>
+            <w:tcW w:type="dxa" w:w="2154"/>
           </w:tcPr>
           <w:p>
             <w:pPr>
@@ -848,7 +1086,39 @@
               <w:rPr>
                 <w:sz w:val="20"/>
               </w:rPr>
-              <w:t>«Настройки проекта» → «Проверить доступ» показывает IP — его и даём проекту.</w:t>
+              <w:t>Прокси</w:t>
+            </w:r>
+          </w:p>
+        </w:tc>
+        <w:tc>
+          <w:tcPr>
+            <w:tcW w:type="dxa" w:w="2948"/>
+          </w:tcPr>
+          <w:p>
+            <w:pPr>
+              <w:spacing w:after="40" w:before="40"/>
+            </w:pPr>
+            <w:r>
+              <w:rPr>
+                <w:sz w:val="20"/>
+              </w:rPr>
+              <w:t>Открыть сайт, если он блокирует зарубежный IP.</w:t>
+            </w:r>
+          </w:p>
+        </w:tc>
+        <w:tc>
+          <w:tcPr>
+            <w:tcW w:type="dxa" w:w="4195"/>
+          </w:tcPr>
+          <w:p>
+            <w:pPr>
+              <w:spacing w:after="40" w:before="40"/>
+            </w:pPr>
+            <w:r>
+              <w:rPr>
+                <w:sz w:val="20"/>
+              </w:rPr>
+              <w:t>Адрес прокси — у нас; включается в «Настройки проекта».</w:t>
             </w:r>
           </w:p>
         </w:tc>
@@ -856,7 +1126,8 @@
       <w:tr>
         <w:tc>
           <w:tcPr>
-            <w:tcW w:type="dxa" w:w="2041"/>
+            <w:tcW w:type="dxa" w:w="2154"/>
+            <w:shd w:val="clear" w:color="auto" w:fill="F4F3EF"/>
           </w:tcPr>
           <w:p>
             <w:pPr>
@@ -872,7 +1143,8 @@
         </w:tc>
         <w:tc>
           <w:tcPr>
-            <w:tcW w:type="dxa" w:w="2608"/>
+            <w:tcW w:type="dxa" w:w="2948"/>
+            <w:shd w:val="clear" w:color="auto" w:fill="F4F3EF"/>
           </w:tcPr>
           <w:p>
             <w:pPr>
@@ -888,41 +1160,7 @@
         </w:tc>
         <w:tc>
           <w:tcPr>
-            <w:tcW w:type="dxa" w:w="1814"/>
-          </w:tcPr>
-          <w:p>
-            <w:pPr>
-              <w:spacing w:after="40" w:before="40"/>
-            </w:pPr>
-            <w:r>
-              <w:rPr>
-                <w:sz w:val="20"/>
-              </w:rPr>
-              <w:t>если нужна скорость</w:t>
-            </w:r>
-          </w:p>
-        </w:tc>
-        <w:tc>
-          <w:tcPr>
-            <w:tcW w:type="dxa" w:w="2835"/>
-          </w:tcPr>
-          <w:p>
-            <w:pPr>
-              <w:spacing w:after="40" w:before="40"/>
-            </w:pPr>
-            <w:r>
-              <w:rPr>
-                <w:sz w:val="20"/>
-              </w:rPr>
-              <w:t>Бесплатно: Google Cloud Console → включить PageSpeed Insights API → создать API-ключ.</w:t>
-            </w:r>
-          </w:p>
-        </w:tc>
-      </w:tr>
-      <w:tr>
-        <w:tc>
-          <w:tcPr>
-            <w:tcW w:type="dxa" w:w="2041"/>
+            <w:tcW w:type="dxa" w:w="4195"/>
             <w:shd w:val="clear" w:color="auto" w:fill="F4F3EF"/>
           </w:tcPr>
           <w:p>
@@ -933,13 +1171,65 @@
               <w:rPr>
                 <w:sz w:val="20"/>
               </w:rPr>
-              <w:t>Токен Метрики</w:t>
+              <w:t>Бесплатно: Google Cloud Console → включить PageSpeed Insights API → API-ключ.</w:t>
+            </w:r>
+          </w:p>
+        </w:tc>
+      </w:tr>
+      <w:tr>
+        <w:tc>
+          <w:tcPr>
+            <w:tcW w:type="dxa" w:w="2154"/>
+          </w:tcPr>
+          <w:p>
+            <w:pPr>
+              <w:spacing w:after="40" w:before="40"/>
+            </w:pPr>
+            <w:r>
+              <w:rPr>
+                <w:sz w:val="20"/>
+              </w:rPr>
+              <w:t>Сессия Яндекса (вход)</w:t>
             </w:r>
           </w:p>
         </w:tc>
         <w:tc>
           <w:tcPr>
-            <w:tcW w:type="dxa" w:w="2608"/>
+            <w:tcW w:type="dxa" w:w="2948"/>
+          </w:tcPr>
+          <w:p>
+            <w:pPr>
+              <w:spacing w:after="40" w:before="40"/>
+            </w:pPr>
+            <w:r>
+              <w:rPr>
+                <w:sz w:val="20"/>
+              </w:rPr>
+              <w:t>Автокликеры, Я.Бизнес, «404 в индексе» из Вебмастера.</w:t>
+            </w:r>
+          </w:p>
+        </w:tc>
+        <w:tc>
+          <w:tcPr>
+            <w:tcW w:type="dxa" w:w="4195"/>
+          </w:tcPr>
+          <w:p>
+            <w:pPr>
+              <w:spacing w:after="40" w:before="40"/>
+            </w:pPr>
+            <w:r>
+              <w:rPr>
+                <w:sz w:val="20"/>
+              </w:rPr>
+              <w:t>Разовый ручной вход в браузере (капча) → экспорт сессии. Наша сторона.</w:t>
+            </w:r>
+          </w:p>
+        </w:tc>
+      </w:tr>
+      <w:tr>
+        <w:tc>
+          <w:tcPr>
+            <w:tcW w:type="dxa" w:w="2154"/>
             <w:shd w:val="clear" w:color="auto" w:fill="F4F3EF"/>
           </w:tcPr>
           <w:p>
@@ -950,13 +1240,13 @@
               <w:rPr>
                 <w:sz w:val="20"/>
               </w:rPr>
-              <w:t>Цели (авто), трафик, аномалии, 404.</w:t>
+              <w:t>Арсенкин / text.ru</w:t>
             </w:r>
           </w:p>
         </w:tc>
         <w:tc>
           <w:tcPr>
-            <w:tcW w:type="dxa" w:w="1814"/>
+            <w:tcW w:type="dxa" w:w="2948"/>
             <w:shd w:val="clear" w:color="auto" w:fill="F4F3EF"/>
           </w:tcPr>
           <w:p>
@@ -967,13 +1257,13 @@
               <w:rPr>
                 <w:sz w:val="20"/>
               </w:rPr>
-              <w:t>по желанию — цели можно вписать руками</w:t>
+              <w:t>Индексация / уникальность (по желанию).</w:t>
             </w:r>
           </w:p>
         </w:tc>
         <w:tc>
           <w:tcPr>
-            <w:tcW w:type="dxa" w:w="2835"/>
+            <w:tcW w:type="dxa" w:w="4195"/>
             <w:shd w:val="clear" w:color="auto" w:fill="F4F3EF"/>
           </w:tcPr>
           <w:p>
@@ -984,279 +1274,7 @@
               <w:rPr>
                 <w:sz w:val="20"/>
               </w:rPr>
-              <w:t>Разовая настройка через OAuth Яндекса под нашим аккаунтом проекта.</w:t>
-            </w:r>
-          </w:p>
-        </w:tc>
-      </w:tr>
-      <w:tr>
-        <w:tc>
-          <w:tcPr>
-            <w:tcW w:type="dxa" w:w="2041"/>
-          </w:tcPr>
-          <w:p>
-            <w:pPr>
-              <w:spacing w:after="40" w:before="40"/>
-            </w:pPr>
-            <w:r>
-              <w:rPr>
-                <w:sz w:val="20"/>
-              </w:rPr>
-              <w:t>Токен Вебмастера / Яндекса</w:t>
-            </w:r>
-          </w:p>
-        </w:tc>
-        <w:tc>
-          <w:tcPr>
-            <w:tcW w:type="dxa" w:w="2608"/>
-          </w:tcPr>
-          <w:p>
-            <w:pPr>
-              <w:spacing w:after="40" w:before="40"/>
-            </w:pPr>
-            <w:r>
-              <w:rPr>
-                <w:sz w:val="20"/>
-              </w:rPr>
-              <w:t>Санкции, ссылки, ИКС, Я.Бизнес.</w:t>
-            </w:r>
-          </w:p>
-        </w:tc>
-        <w:tc>
-          <w:tcPr>
-            <w:tcW w:type="dxa" w:w="1814"/>
-          </w:tcPr>
-          <w:p>
-            <w:pPr>
-              <w:spacing w:after="40" w:before="40"/>
-            </w:pPr>
-            <w:r>
-              <w:rPr>
-                <w:sz w:val="20"/>
-              </w:rPr>
-              <w:t>по желанию</w:t>
-            </w:r>
-          </w:p>
-        </w:tc>
-        <w:tc>
-          <w:tcPr>
-            <w:tcW w:type="dxa" w:w="2835"/>
-          </w:tcPr>
-          <w:p>
-            <w:pPr>
-              <w:spacing w:after="40" w:before="40"/>
-            </w:pPr>
-            <w:r>
-              <w:rPr>
-                <w:sz w:val="20"/>
-              </w:rPr>
-              <w:t>Из того же Яндекс-аккаунта проекта.</w:t>
-            </w:r>
-          </w:p>
-        </w:tc>
-      </w:tr>
-      <w:tr>
-        <w:tc>
-          <w:tcPr>
-            <w:tcW w:type="dxa" w:w="2041"/>
-            <w:shd w:val="clear" w:color="auto" w:fill="F4F3EF"/>
-          </w:tcPr>
-          <w:p>
-            <w:pPr>
-              <w:spacing w:after="40" w:before="40"/>
-            </w:pPr>
-            <w:r>
-              <w:rPr>
-                <w:sz w:val="20"/>
-              </w:rPr>
-              <w:t>Сервис-аккаунт Google (GSC)</w:t>
-            </w:r>
-          </w:p>
-        </w:tc>
-        <w:tc>
-          <w:tcPr>
-            <w:tcW w:type="dxa" w:w="2608"/>
-            <w:shd w:val="clear" w:color="auto" w:fill="F4F3EF"/>
-          </w:tcPr>
-          <w:p>
-            <w:pPr>
-              <w:spacing w:after="40" w:before="40"/>
-            </w:pPr>
-            <w:r>
-              <w:rPr>
-                <w:sz w:val="20"/>
-              </w:rPr>
-              <w:t>«404 в индексе», санкции Google.</w:t>
-            </w:r>
-          </w:p>
-        </w:tc>
-        <w:tc>
-          <w:tcPr>
-            <w:tcW w:type="dxa" w:w="1814"/>
-            <w:shd w:val="clear" w:color="auto" w:fill="F4F3EF"/>
-          </w:tcPr>
-          <w:p>
-            <w:pPr>
-              <w:spacing w:after="40" w:before="40"/>
-            </w:pPr>
-            <w:r>
-              <w:rPr>
-                <w:sz w:val="20"/>
-              </w:rPr>
-              <w:t>по желанию</w:t>
-            </w:r>
-          </w:p>
-        </w:tc>
-        <w:tc>
-          <w:tcPr>
-            <w:tcW w:type="dxa" w:w="2835"/>
-            <w:shd w:val="clear" w:color="auto" w:fill="F4F3EF"/>
-          </w:tcPr>
-          <w:p>
-            <w:pPr>
-              <w:spacing w:after="40" w:before="40"/>
-            </w:pPr>
-            <w:r>
-              <w:rPr>
-                <w:sz w:val="20"/>
-              </w:rPr>
-              <w:t>JSON сервисного аккаунта Google, добавить его в ресурс GSC.</w:t>
-            </w:r>
-          </w:p>
-        </w:tc>
-      </w:tr>
-      <w:tr>
-        <w:tc>
-          <w:tcPr>
-            <w:tcW w:type="dxa" w:w="2041"/>
-          </w:tcPr>
-          <w:p>
-            <w:pPr>
-              <w:spacing w:after="40" w:before="40"/>
-            </w:pPr>
-            <w:r>
-              <w:rPr>
-                <w:sz w:val="20"/>
-              </w:rPr>
-              <w:t>Почта проекта (IMAP)</w:t>
-            </w:r>
-          </w:p>
-        </w:tc>
-        <w:tc>
-          <w:tcPr>
-            <w:tcW w:type="dxa" w:w="2608"/>
-          </w:tcPr>
-          <w:p>
-            <w:pPr>
-              <w:spacing w:after="40" w:before="40"/>
-            </w:pPr>
-            <w:r>
-              <w:rPr>
-                <w:sz w:val="20"/>
-              </w:rPr>
-              <w:t>Сбор писем-уведомлений, письмо о заказе.</w:t>
-            </w:r>
-          </w:p>
-        </w:tc>
-        <w:tc>
-          <w:tcPr>
-            <w:tcW w:type="dxa" w:w="1814"/>
-          </w:tcPr>
-          <w:p>
-            <w:pPr>
-              <w:spacing w:after="40" w:before="40"/>
-            </w:pPr>
-            <w:r>
-              <w:rPr>
-                <w:sz w:val="20"/>
-              </w:rPr>
-              <w:t>по желанию</w:t>
-            </w:r>
-          </w:p>
-        </w:tc>
-        <w:tc>
-          <w:tcPr>
-            <w:tcW w:type="dxa" w:w="2835"/>
-          </w:tcPr>
-          <w:p>
-            <w:pPr>
-              <w:spacing w:after="40" w:before="40"/>
-            </w:pPr>
-            <w:r>
-              <w:rPr>
-                <w:sz w:val="20"/>
-              </w:rPr>
-              <w:t>Ящик проекта: логин + пароль приложения.</w:t>
-            </w:r>
-          </w:p>
-        </w:tc>
-      </w:tr>
-      <w:tr>
-        <w:tc>
-          <w:tcPr>
-            <w:tcW w:type="dxa" w:w="2041"/>
-            <w:shd w:val="clear" w:color="auto" w:fill="F4F3EF"/>
-          </w:tcPr>
-          <w:p>
-            <w:pPr>
-              <w:spacing w:after="40" w:before="40"/>
-            </w:pPr>
-            <w:r>
-              <w:rPr>
-                <w:sz w:val="20"/>
-              </w:rPr>
-              <w:t>Арсенкин / text.ru / Telegram</w:t>
-            </w:r>
-          </w:p>
-        </w:tc>
-        <w:tc>
-          <w:tcPr>
-            <w:tcW w:type="dxa" w:w="2608"/>
-            <w:shd w:val="clear" w:color="auto" w:fill="F4F3EF"/>
-          </w:tcPr>
-          <w:p>
-            <w:pPr>
-              <w:spacing w:after="40" w:before="40"/>
-            </w:pPr>
-            <w:r>
-              <w:rPr>
-                <w:sz w:val="20"/>
-              </w:rPr>
-              <w:t>Индексация / уникальность / уведомления.</w:t>
-            </w:r>
-          </w:p>
-        </w:tc>
-        <w:tc>
-          <w:tcPr>
-            <w:tcW w:type="dxa" w:w="1814"/>
-            <w:shd w:val="clear" w:color="auto" w:fill="F4F3EF"/>
-          </w:tcPr>
-          <w:p>
-            <w:pPr>
-              <w:spacing w:after="40" w:before="40"/>
-            </w:pPr>
-            <w:r>
-              <w:rPr>
-                <w:sz w:val="20"/>
-              </w:rPr>
-              <w:t>по желанию</w:t>
-            </w:r>
-          </w:p>
-        </w:tc>
-        <w:tc>
-          <w:tcPr>
-            <w:tcW w:type="dxa" w:w="2835"/>
-            <w:shd w:val="clear" w:color="auto" w:fill="F4F3EF"/>
-          </w:tcPr>
-          <w:p>
-            <w:pPr>
-              <w:spacing w:after="40" w:before="40"/>
-            </w:pPr>
-            <w:r>
-              <w:rPr>
-                <w:sz w:val="20"/>
-              </w:rPr>
-              <w:t>Ключи из личных кабинетов этих сервисов.</w:t>
+              <w:t>Ключи из личных кабинетов сервисов.</w:t>
             </w:r>
           </w:p>
         </w:tc>
@@ -1286,14 +1304,14 @@
           <w:b/>
           <w:i w:val="0"/>
         </w:rPr>
-        <w:t>Что покрывает один токен</w:t>
+        <w:t>Один токен</w:t>
       </w:r>
       <w:r>
         <w:rPr>
           <w:b w:val="0"/>
           <w:i w:val="0"/>
         </w:rPr>
-        <w:t xml:space="preserve"> — Метрика (цели, трафик, аномалии, 404) и Вебмастер (санкции, ссылки, ИКС). Одной строкой закрывается почти вся аналитика.</w:t>
+        <w:t xml:space="preserve"> покрывает Метрику (цели, трафик, аномалии, 404) и Вебмастер (санкции, ссылки, ИКС).</w:t>
       </w:r>
     </w:p>
     <w:p>
@@ -1313,7 +1331,7 @@
           <w:b w:val="0"/>
           <w:i w:val="0"/>
         </w:rPr>
-        <w:t xml:space="preserve"> — токены уже есть, каждый из своего аккаунта проекта (СМУ — stalmetural19, ИМП — inmetprom77, МПЭ — mepen88). Трогать не надо.</w:t>
+        <w:t xml:space="preserve"> — токены уже есть, каждый из своего аккаунта (СМУ — stalmetural19, ИМП — inmetprom77, МПЭ — mepen88). Трогать не надо.</w:t>
       </w:r>
     </w:p>
     <w:p>
@@ -1333,7 +1351,16 @@
           <w:b w:val="0"/>
           <w:i w:val="0"/>
         </w:rPr>
-        <w:t xml:space="preserve"> — проект выпускает токен сам по инструкции из части «Доступ к аналитике» и присылает строку. Ты вставляешь её в «Настройки проекта» → поле токена Метрики (и Вебмастера, если с правами).</w:t>
+        <w:t xml:space="preserve"> — присланный токен вставляешь в «Настройки проекта» → поле токена.</w:t>
+      </w:r>
+    </w:p>
+    <w:p>
+      <w:pPr>
+        <w:pStyle w:val="Heading2"/>
+        <w:spacing w:before="200"/>
+      </w:pPr>
+      <w:r>
+        <w:t>Что нельзя переложить на проект</w:t>
       </w:r>
     </w:p>
     <w:p>
@@ -1346,33 +1373,34 @@
           <w:b/>
           <w:i w:val="0"/>
         </w:rPr>
-        <w:t>Не дают токен</w:t>
+        <w:t>Сессия Яндекса</w:t>
       </w:r>
       <w:r>
         <w:rPr>
           <w:b w:val="0"/>
           <w:i w:val="0"/>
         </w:rPr>
-        <w:t xml:space="preserve"> — как запасной вариант: гостевой доступ к счётчику на просмотр (Метрика → счётчик → ⚙ → «Доступ» → наша почта) — тогда работают хотя бы цели.</w:t>
+        <w:t xml:space="preserve"> (автокликеры, Я.Бизнес, «404 в индексе» из Вебмастера) — нужен живой вход в аккаунт (капча), сам проект её не сделает. Настраиваем у себя, где ведём аккаунт проекта; «404 в индексе» можно закрыть ручной выгрузкой «Страницы в поиске».</w:t>
       </w:r>
     </w:p>
     <w:p>
       <w:pPr>
-        <w:shd w:val="clear" w:color="auto" w:fill="FFF4E5"/>
-        <w:spacing w:before="80" w:after="160"/>
-        <w:ind w:left="142" w:right="142"/>
+        <w:pStyle w:val="ListBullet"/>
+        <w:spacing w:after="60"/>
       </w:pPr>
       <w:r>
         <w:rPr>
           <w:b/>
+          <w:i w:val="0"/>
         </w:rPr>
-        <w:t xml:space="preserve">⚠  </w:t>
+        <w:t>Селекторы фильтра</w:t>
       </w:r>
       <w:r>
         <w:rPr>
           <w:b w:val="0"/>
+          <w:i w:val="0"/>
         </w:rPr>
-        <w:t>Не путать с сессией/входом: Я.Бизнес, автокликеры и «404 в индексе» работают не по токену, а по сохранённому входу (это отдельно и позже). Google/GSC — тоже отдельно.</w:t>
+        <w:t xml:space="preserve"> для браузерной «проверки фильтрации» — прописываем сами.</w:t>
       </w:r>
     </w:p>
     <w:sectPr>
